--- a/report_agent/output/risk_assessment_form/2026-08-05/위험성평가표_2026_08_05.docx
+++ b/report_agent/output/risk_assessment_form/2026-08-05/위험성평가표_2026_08_05.docx
@@ -2657,7 +2657,7 @@
                 <w:sz w:val="12"/>
                 <w:szCs w:val="12"/>
               </w:rPr>
-              <w:t>소방안전</w:t>
+              <w:t>기타</w:t>
             </w:r>
           </w:p>
         </w:tc>
@@ -2699,7 +2699,7 @@
                 <w:sz w:val="12"/>
                 <w:szCs w:val="12"/>
               </w:rPr>
-              <w:t>중</w:t>
+              <w:t>상</w:t>
             </w:r>
           </w:p>
         </w:tc>
@@ -2741,7 +2741,7 @@
                 <w:sz w:val="12"/>
                 <w:szCs w:val="12"/>
               </w:rPr>
-              <w:t>현수님</w:t>
+              <w:t>ㄴㄴ</w:t>
             </w:r>
           </w:p>
         </w:tc>
@@ -2963,7 +2963,6 @@
                 <w:sz w:val="12"/>
                 <w:szCs w:val="12"/>
               </w:rPr>
-              <w:t>http://127.0.0.1:8000/static/uploads/action_history_44_20260805161205525013_78ff6b6a.png</w:t>
             </w:r>
           </w:p>
         </w:tc>
@@ -3009,7 +3008,7 @@
                 <w:sz w:val="12"/>
                 <w:szCs w:val="12"/>
               </w:rPr>
-              <w:t>리포트 이상 현상</w:t>
+              <w:t>게시판-조치테이블-담당자 배정 보고서 생성</w:t>
             </w:r>
           </w:p>
         </w:tc>
@@ -3051,7 +3050,7 @@
                 <w:sz w:val="12"/>
                 <w:szCs w:val="12"/>
               </w:rPr>
-              <w:t>살려주세요</w:t>
+              <w:t>집</w:t>
             </w:r>
           </w:p>
         </w:tc>
@@ -3097,7 +3096,7 @@
                 <w:sz w:val="12"/>
                 <w:szCs w:val="12"/>
               </w:rPr>
-              <w:t>2026-08-05 16:27:01</w:t>
+              <w:t>2026-08-05 16:12:06</w:t>
             </w:r>
           </w:p>
         </w:tc>
@@ -3139,7 +3138,7 @@
                 <w:sz w:val="12"/>
                 <w:szCs w:val="12"/>
               </w:rPr>
-              <w:t>작업자24</w:t>
+              <w:t>작업자22</w:t>
             </w:r>
           </w:p>
         </w:tc>
@@ -3181,7 +3180,7 @@
                 <w:sz w:val="12"/>
                 <w:szCs w:val="12"/>
               </w:rPr>
-              <w:t>적치물을 제거했다.</w:t>
+              <w:t>지원 요청을 접수했다.</w:t>
             </w:r>
           </w:p>
         </w:tc>
@@ -3223,7 +3222,7 @@
                 <w:sz w:val="12"/>
                 <w:szCs w:val="12"/>
               </w:rPr>
-              <w:t>http://127.0.0.1:8000/static/uploads/action_history_45_20260805162700961975_0b300863.png</w:t>
+              <w:t>/static/uploads/action_history_44_20260805161205525013_78ff6b6a.png</w:t>
             </w:r>
           </w:p>
         </w:tc>
@@ -3919,7 +3918,7 @@
                 <w:sz w:val="12"/>
                 <w:szCs w:val="12"/>
               </w:rPr>
-              <w:t>기타</w:t>
+              <w:t>소방안전</w:t>
             </w:r>
           </w:p>
         </w:tc>
@@ -3961,7 +3960,7 @@
                 <w:sz w:val="12"/>
                 <w:szCs w:val="12"/>
               </w:rPr>
-              <w:t>상</w:t>
+              <w:t>중</w:t>
             </w:r>
           </w:p>
         </w:tc>
@@ -4003,7 +4002,7 @@
                 <w:sz w:val="12"/>
                 <w:szCs w:val="12"/>
               </w:rPr>
-              <w:t>ㄴㄴ</w:t>
+              <w:t>현수님</w:t>
             </w:r>
           </w:p>
         </w:tc>
@@ -4225,6 +4224,7 @@
                 <w:sz w:val="12"/>
                 <w:szCs w:val="12"/>
               </w:rPr>
+              <w:t>http://127.0.0.1:8000/static/uploads/action_history_44_20260805161205525013_78ff6b6a.png</w:t>
             </w:r>
           </w:p>
         </w:tc>
@@ -4270,7 +4270,7 @@
                 <w:sz w:val="12"/>
                 <w:szCs w:val="12"/>
               </w:rPr>
-              <w:t>게시판-조치테이블-담당자 배정 및 보고서 생성</w:t>
+              <w:t>리포트 이상 현상</w:t>
             </w:r>
           </w:p>
         </w:tc>
@@ -4312,7 +4312,7 @@
                 <w:sz w:val="12"/>
                 <w:szCs w:val="12"/>
               </w:rPr>
-              <w:t>집</w:t>
+              <w:t>지원 요청</w:t>
             </w:r>
           </w:p>
         </w:tc>
@@ -4358,7 +4358,7 @@
                 <w:sz w:val="12"/>
                 <w:szCs w:val="12"/>
               </w:rPr>
-              <w:t>2026-08-05 16:12:06</w:t>
+              <w:t>2026-08-05 16:27:01</w:t>
             </w:r>
           </w:p>
         </w:tc>
@@ -4400,7 +4400,7 @@
                 <w:sz w:val="12"/>
                 <w:szCs w:val="12"/>
               </w:rPr>
-              <w:t>작업자22</w:t>
+              <w:t>작업자24</w:t>
             </w:r>
           </w:p>
         </w:tc>
@@ -4442,7 +4442,7 @@
                 <w:sz w:val="12"/>
                 <w:szCs w:val="12"/>
               </w:rPr>
-              <w:t>조치가 필요함을 보고했다.</w:t>
+              <w:t>문제를 해결했다.</w:t>
             </w:r>
           </w:p>
         </w:tc>
@@ -4484,7 +4484,7 @@
                 <w:sz w:val="12"/>
                 <w:szCs w:val="12"/>
               </w:rPr>
-              <w:t>http://127.0.0.1:8000/static/uploads/action_history_44_20260805161205525013_78ff6b6a.png</w:t>
+              <w:t>/static/uploads/action_history_45_20260805162700961975_0b300863.png</w:t>
             </w:r>
           </w:p>
         </w:tc>
